--- a/Documentos Modulo 5/Actualizacion_Esquema_Diagrama_Clases_Modulo5.docx
+++ b/Documentos Modulo 5/Actualizacion_Esquema_Diagrama_Clases_Modulo5.docx
@@ -2167,7 +2167,7 @@
                 <w:sz w:val="19"/>
                 <w:szCs w:val="19"/>
               </w:rPr>
-              <w:t>Nuevo — persona, mascota u objeto; permite adaptar la vista pública</w:t>
+              <w:t>Nuevo — persona, niño, adulto mayor, mascota u objeto; permite adaptar la vista pública (el campo apellido se oculta para mascota y objeto)</w:t>
             </w:r>
           </w:p>
         </w:tc>
